--- a/ky/wisdom-stories/idle-devil.docx
+++ b/ky/wisdom-stories/idle-devil.docx
@@ -39,7 +39,7 @@
           <w:sz w:val="22"/>
           <w:lang w:val="ky-KG"/>
         </w:rPr>
-        <w:t>Бир дербиш ойго батып отуруп, капысынан жанындагы шайтанды көрүп калат. «Эмнеге мынчалык жоош отурасың?» — деп андан сурайт.</w:t>
+        <w:t>Бир дербиш ойго батып отуруп, капысынан жанындагы шайтанды көрүп калат. «Эмнеге мынчалык тынч отурасың, эч кимге зыян келтирбейсиң?» — деп андан сурайт.</w:t>
       </w:r>
     </w:p>
     <w:p>
@@ -57,7 +57,7 @@
           <w:sz w:val="22"/>
           <w:lang w:val="ky-KG"/>
         </w:rPr>
-        <w:t>Шайтан чарчаңкы башын көтөрүп, суроого суроо менен жооп берет: «Силер, адамдар, бири-бириңерге ушунчалык көп зыян келтирип, ушунчалык азап чектиресиңер — мага кылар иш калдыбы деги?»</w:t>
+        <w:t>Шайтан чарчаңкы башын көтөрүп: «Силер, адамдар, бири-бириңерге ушунчалык көп зыян келтирип, ушунчалык азап чектиресиңер — мага кылар иш калдыбы деги?»</w:t>
       </w:r>
     </w:p>
     <w:p>
@@ -81,7 +81,7 @@
           <w:sz w:val="22"/>
           <w:lang w:val="ky-KG"/>
         </w:rPr>
-        <w:t xml:space="preserve">Сабак: </w:t>
+        <w:t>Сабак: Адамдар бири-бирине ушунчалык зулум кылгандыктан, шайтанга иш калбайт. Жамандыктын көбү сырттан эмес, өз ичибизден чыгат.</w:t>
       </w:r>
       <w:r>
         <w:rPr>
@@ -90,7 +90,6 @@
           <w:sz w:val="22"/>
           <w:lang w:val="ky-KG"/>
         </w:rPr>
-        <w:t>Кылган жамандыгыңды шайтанга шылтаба. Адам адегенде өз ниетин, өз ишин оңдосун.</w:t>
       </w:r>
     </w:p>
     <w:p>
@@ -110,7 +109,7 @@
           <w:sz w:val="18"/>
           <w:lang w:val="ky-KG"/>
         </w:rPr>
-        <w:t>Окуя ачык интернет булактарынан алынды.</w:t>
+        <w:t>Аңгемелер ачык интернет булактарынан алынган, иллюстрациялар болсо ЖИ менен түзүлгөн.</w:t>
       </w:r>
     </w:p>
     <w:sectPr>
